--- a/需求变更与CCB/课程大作业评审检查表.docx
+++ b/需求变更与CCB/课程大作业评审检查表.docx
@@ -45,7 +45,7 @@
           </w:tcPr>
           <w:p>
             <w:r>
-              <w:t>SRA2026-CHK-V1.0</w:t>
+              <w:t>SRA2026-CHK-V1.1</w:t>
             </w:r>
           </w:p>
         </w:tc>
@@ -67,7 +67,7 @@
           </w:tcPr>
           <w:p>
             <w:r>
-              <w:t>V1.0</w:t>
+              <w:t>V1.1</w:t>
             </w:r>
           </w:p>
         </w:tc>
@@ -89,7 +89,7 @@
           </w:tcPr>
           <w:p>
             <w:r>
-              <w:t>初稿</w:t>
+              <w:t>修订稿</w:t>
             </w:r>
           </w:p>
         </w:tc>

--- a/需求变更与CCB/课程大作业评审检查表.docx
+++ b/需求变更与CCB/课程大作业评审检查表.docx
@@ -45,7 +45,7 @@
           </w:tcPr>
           <w:p>
             <w:r>
-              <w:t>SRA2026-CHK-V1.1</w:t>
+              <w:t>SRA2026-CHK-V1.3</w:t>
             </w:r>
           </w:p>
         </w:tc>
@@ -67,7 +67,7 @@
           </w:tcPr>
           <w:p>
             <w:r>
-              <w:t>V1.1</w:t>
+              <w:t>V1.3</w:t>
             </w:r>
           </w:p>
         </w:tc>
@@ -89,7 +89,7 @@
           </w:tcPr>
           <w:p>
             <w:r>
-              <w:t>修订稿</w:t>
+              <w:t>基线版</w:t>
             </w:r>
           </w:p>
         </w:tc>

--- a/需求变更与CCB/课程大作业评审检查表.docx
+++ b/需求变更与CCB/课程大作业评审检查表.docx
@@ -2,17 +2,6 @@
 <file path=word/document.xml><?xml version="1.0" encoding="utf-8"?>
 <w:document xmlns:w="http://schemas.openxmlformats.org/wordprocessingml/2006/main" xmlns:m="http://schemas.openxmlformats.org/officeDocument/2006/math" xmlns:r="http://schemas.openxmlformats.org/officeDocument/2006/relationships" xmlns:o="urn:schemas-microsoft-com:office:office" xmlns:v="urn:schemas-microsoft-com:vml" xmlns:w10="urn:schemas-microsoft-com:office:word" xmlns:a="http://schemas.openxmlformats.org/drawingml/2006/main" xmlns:pic="http://schemas.openxmlformats.org/drawingml/2006/picture" xmlns:wp="http://schemas.openxmlformats.org/drawingml/2006/wordprocessingDrawing">
   <w:body>
-    <w:p>
-      <w:pPr>
-        <w:pStyle w:val="Title"/>
-      </w:pPr>
-      <w:r>
-        <w:rPr>
-          <w:rFonts w:hint="eastAsia"/>
-        </w:rPr>
-        <w:t xml:space="preserve">课程大作业评审检查表</w:t>
-      </w:r>
-    </w:p>
     <w:bookmarkStart w:id="9" w:name="文档级元信息"/>
     <w:p>
       <w:pPr>
@@ -28,13 +17,13 @@
     <w:tbl>
       <w:tblPr>
         <w:tblStyle w:val="Table"/>
-        <w:tblW w:type="pct" w:w="5000"/>
+        <w:tblW w:type="pct" w:w="4897"/>
         <w:tblLayout w:type="fixed"/>
         <w:tblLook w:firstRow="1" w:lastRow="0" w:firstColumn="0" w:lastColumn="0" w:noHBand="0" w:noVBand="0" w:val="0020"/>
       </w:tblPr>
       <w:tblGrid>
-        <w:gridCol w:w="3960"/>
-        <w:gridCol w:w="3960"/>
+        <w:gridCol w:w="2531"/>
+        <w:gridCol w:w="5225"/>
       </w:tblGrid>
       <w:tr>
         <w:trPr>
@@ -45,6 +34,7 @@
           <w:p>
             <w:pPr>
               <w:pStyle w:val="Compact"/>
+              <w:jc w:val="left"/>
             </w:pPr>
             <w:r>
               <w:rPr>
@@ -59,6 +49,7 @@
           <w:p>
             <w:pPr>
               <w:pStyle w:val="Compact"/>
+              <w:jc w:val="left"/>
             </w:pPr>
             <w:r>
               <w:rPr>
@@ -75,6 +66,7 @@
           <w:p>
             <w:pPr>
               <w:pStyle w:val="Compact"/>
+              <w:jc w:val="left"/>
             </w:pPr>
             <w:r>
               <w:rPr>
@@ -89,6 +81,7 @@
           <w:p>
             <w:pPr>
               <w:pStyle w:val="Compact"/>
+              <w:jc w:val="left"/>
             </w:pPr>
             <w:r>
               <w:t xml:space="preserve">SRA2026-CHK-V1.4</w:t>
@@ -102,6 +95,7 @@
           <w:p>
             <w:pPr>
               <w:pStyle w:val="Compact"/>
+              <w:jc w:val="left"/>
             </w:pPr>
             <w:r>
               <w:rPr>
@@ -116,6 +110,7 @@
           <w:p>
             <w:pPr>
               <w:pStyle w:val="Compact"/>
+              <w:jc w:val="left"/>
             </w:pPr>
             <w:r>
               <w:rPr>
@@ -132,6 +127,7 @@
           <w:p>
             <w:pPr>
               <w:pStyle w:val="Compact"/>
+              <w:jc w:val="left"/>
             </w:pPr>
             <w:r>
               <w:rPr>
@@ -146,6 +142,7 @@
           <w:p>
             <w:pPr>
               <w:pStyle w:val="Compact"/>
+              <w:jc w:val="left"/>
             </w:pPr>
             <w:r>
               <w:t xml:space="preserve">SRA2026-G10</w:t>
@@ -159,6 +156,7 @@
           <w:p>
             <w:pPr>
               <w:pStyle w:val="Compact"/>
+              <w:jc w:val="left"/>
             </w:pPr>
             <w:r>
               <w:rPr>
@@ -173,6 +171,7 @@
           <w:p>
             <w:pPr>
               <w:pStyle w:val="Compact"/>
+              <w:jc w:val="left"/>
             </w:pPr>
             <w:r>
               <w:rPr>
@@ -189,6 +188,7 @@
           <w:p>
             <w:pPr>
               <w:pStyle w:val="Compact"/>
+              <w:jc w:val="left"/>
             </w:pPr>
             <w:r>
               <w:rPr>
@@ -203,6 +203,7 @@
           <w:p>
             <w:pPr>
               <w:pStyle w:val="Compact"/>
+              <w:jc w:val="left"/>
             </w:pPr>
             <w:r>
               <w:t xml:space="preserve">V1.4</w:t>
@@ -216,6 +217,7 @@
           <w:p>
             <w:pPr>
               <w:pStyle w:val="Compact"/>
+              <w:jc w:val="left"/>
             </w:pPr>
             <w:r>
               <w:rPr>
@@ -230,6 +232,7 @@
           <w:p>
             <w:pPr>
               <w:pStyle w:val="Compact"/>
+              <w:jc w:val="left"/>
             </w:pPr>
             <w:r>
               <w:rPr>
@@ -246,6 +249,7 @@
           <w:p>
             <w:pPr>
               <w:pStyle w:val="Compact"/>
+              <w:jc w:val="left"/>
             </w:pPr>
             <w:r>
               <w:rPr>
@@ -260,6 +264,7 @@
           <w:p>
             <w:pPr>
               <w:pStyle w:val="Compact"/>
+              <w:jc w:val="left"/>
             </w:pPr>
             <w:r>
               <w:t xml:space="preserve">2026-06-20</w:t>
@@ -273,6 +278,7 @@
           <w:p>
             <w:pPr>
               <w:pStyle w:val="Compact"/>
+              <w:jc w:val="left"/>
             </w:pPr>
             <w:r>
               <w:rPr>
@@ -287,6 +293,7 @@
           <w:p>
             <w:pPr>
               <w:pStyle w:val="Compact"/>
+              <w:jc w:val="left"/>
             </w:pPr>
             <w:r>
               <w:t xml:space="preserve">SRS-BASELINE-V1.0</w:t>
@@ -300,6 +307,7 @@
           <w:p>
             <w:pPr>
               <w:pStyle w:val="Compact"/>
+              <w:jc w:val="left"/>
             </w:pPr>
             <w:r>
               <w:rPr>
@@ -314,6 +322,7 @@
           <w:p>
             <w:pPr>
               <w:pStyle w:val="Compact"/>
+              <w:jc w:val="left"/>
             </w:pPr>
             <w:r>
               <w:rPr>
@@ -341,14 +350,14 @@
     <w:tbl>
       <w:tblPr>
         <w:tblStyle w:val="Table"/>
-        <w:tblW w:type="pct" w:w="5000"/>
+        <w:tblW w:type="pct" w:w="4897"/>
         <w:tblLayout w:type="fixed"/>
         <w:tblLook w:firstRow="1" w:lastRow="0" w:firstColumn="0" w:lastColumn="0" w:noHBand="0" w:noVBand="0" w:val="0020"/>
       </w:tblPr>
       <w:tblGrid>
-        <w:gridCol w:w="2640"/>
-        <w:gridCol w:w="2640"/>
-        <w:gridCol w:w="2640"/>
+        <w:gridCol w:w="1714"/>
+        <w:gridCol w:w="1714"/>
+        <w:gridCol w:w="4327"/>
       </w:tblGrid>
       <w:tr>
         <w:trPr>
@@ -359,6 +368,7 @@
           <w:p>
             <w:pPr>
               <w:pStyle w:val="Compact"/>
+              <w:jc w:val="left"/>
             </w:pPr>
             <w:r>
               <w:rPr>
@@ -373,6 +383,7 @@
           <w:p>
             <w:pPr>
               <w:pStyle w:val="Compact"/>
+              <w:jc w:val="left"/>
             </w:pPr>
             <w:r>
               <w:rPr>
@@ -387,6 +398,7 @@
           <w:p>
             <w:pPr>
               <w:pStyle w:val="Compact"/>
+              <w:jc w:val="left"/>
             </w:pPr>
             <w:r>
               <w:rPr>
@@ -403,6 +415,7 @@
           <w:p>
             <w:pPr>
               <w:pStyle w:val="Compact"/>
+              <w:jc w:val="left"/>
             </w:pPr>
             <w:r>
               <w:t xml:space="preserve">V1.0</w:t>
@@ -414,6 +427,7 @@
           <w:p>
             <w:pPr>
               <w:pStyle w:val="Compact"/>
+              <w:jc w:val="left"/>
             </w:pPr>
             <w:r>
               <w:t xml:space="preserve">2026-05-20</w:t>
@@ -425,6 +439,7 @@
           <w:p>
             <w:pPr>
               <w:pStyle w:val="Compact"/>
+              <w:jc w:val="left"/>
             </w:pPr>
             <w:r>
               <w:rPr>
@@ -441,6 +456,7 @@
           <w:p>
             <w:pPr>
               <w:pStyle w:val="Compact"/>
+              <w:jc w:val="left"/>
             </w:pPr>
             <w:r>
               <w:t xml:space="preserve">V1.1</w:t>
@@ -452,6 +468,7 @@
           <w:p>
             <w:pPr>
               <w:pStyle w:val="Compact"/>
+              <w:jc w:val="left"/>
             </w:pPr>
             <w:r>
               <w:t xml:space="preserve">2026-05-21</w:t>
@@ -463,6 +480,7 @@
           <w:p>
             <w:pPr>
               <w:pStyle w:val="Compact"/>
+              <w:jc w:val="left"/>
             </w:pPr>
             <w:r>
               <w:rPr>
@@ -479,6 +497,7 @@
           <w:p>
             <w:pPr>
               <w:pStyle w:val="Compact"/>
+              <w:jc w:val="left"/>
             </w:pPr>
             <w:r>
               <w:t xml:space="preserve">V1.2</w:t>
@@ -490,6 +509,7 @@
           <w:p>
             <w:pPr>
               <w:pStyle w:val="Compact"/>
+              <w:jc w:val="left"/>
             </w:pPr>
             <w:r>
               <w:t xml:space="preserve">2026-05-22</w:t>
@@ -501,6 +521,7 @@
           <w:p>
             <w:pPr>
               <w:pStyle w:val="Compact"/>
+              <w:jc w:val="left"/>
             </w:pPr>
             <w:r>
               <w:rPr>
@@ -517,6 +538,7 @@
           <w:p>
             <w:pPr>
               <w:pStyle w:val="Compact"/>
+              <w:jc w:val="left"/>
             </w:pPr>
             <w:r>
               <w:t xml:space="preserve">V1.3</w:t>
@@ -528,6 +550,7 @@
           <w:p>
             <w:pPr>
               <w:pStyle w:val="Compact"/>
+              <w:jc w:val="left"/>
             </w:pPr>
             <w:r>
               <w:t xml:space="preserve">2026-05-23</w:t>
@@ -539,6 +562,7 @@
           <w:p>
             <w:pPr>
               <w:pStyle w:val="Compact"/>
+              <w:jc w:val="left"/>
             </w:pPr>
             <w:r>
               <w:rPr>
@@ -555,6 +579,7 @@
           <w:p>
             <w:pPr>
               <w:pStyle w:val="Compact"/>
+              <w:jc w:val="left"/>
             </w:pPr>
             <w:r>
               <w:t xml:space="preserve">V1.4</w:t>
@@ -566,6 +591,7 @@
           <w:p>
             <w:pPr>
               <w:pStyle w:val="Compact"/>
+              <w:jc w:val="left"/>
             </w:pPr>
             <w:r>
               <w:t xml:space="preserve">2026-06-20</w:t>
@@ -577,6 +603,7 @@
           <w:p>
             <w:pPr>
               <w:pStyle w:val="Compact"/>
+              <w:jc w:val="left"/>
             </w:pPr>
             <w:r>
               <w:rPr>
@@ -615,7 +642,13 @@
         <w:t xml:space="preserve">根据课程评审表两页共54项检查内容，项目组已完成逐项核对。已有证据分布在项目章程、项目计划、会议纪要、需求分析、Vision</w:t>
       </w:r>
       <w:r>
-        <w:t xml:space="preserve"> &amp; </w:t>
+        <w:t xml:space="preserve"> </w:t>
+      </w:r>
+      <w:r>
+        <w:t xml:space="preserve">&amp;</w:t>
+      </w:r>
+      <w:r>
+        <w:t xml:space="preserve"> </w:t>
       </w:r>
       <w:r>
         <w:rPr>
@@ -624,7 +657,10 @@
         <w:t xml:space="preserve">Scope、SRS、测试文档、评审与基线记录、配置管理、CCB变更记录、发布运维手册、项目总结和提交截图中。对检查中发现的薄弱项，已通过本次</w:t>
       </w:r>
       <w:r>
-        <w:t xml:space="preserve"> V1.4 </w:t>
+        <w:t xml:space="preserve"> </w:t>
+      </w:r>
+      <w:r>
+        <w:t xml:space="preserve">V1.4 </w:t>
       </w:r>
       <w:r>
         <w:rPr>
@@ -661,15 +697,15 @@
     <w:tbl>
       <w:tblPr>
         <w:tblStyle w:val="Table"/>
-        <w:tblW w:type="pct" w:w="5000"/>
+        <w:tblW w:type="pct" w:w="4945"/>
         <w:tblLayout w:type="fixed"/>
         <w:tblLook w:firstRow="1" w:lastRow="0" w:firstColumn="0" w:lastColumn="0" w:noHBand="0" w:noVBand="0" w:val="0020"/>
       </w:tblPr>
       <w:tblGrid>
-        <w:gridCol w:w="1980"/>
-        <w:gridCol w:w="1980"/>
-        <w:gridCol w:w="1980"/>
-        <w:gridCol w:w="1980"/>
+        <w:gridCol w:w="696"/>
+        <w:gridCol w:w="2567"/>
+        <w:gridCol w:w="696"/>
+        <w:gridCol w:w="3872"/>
       </w:tblGrid>
       <w:tr>
         <w:trPr>
@@ -680,6 +716,7 @@
           <w:p>
             <w:pPr>
               <w:pStyle w:val="Compact"/>
+              <w:jc w:val="left"/>
             </w:pPr>
             <w:r>
               <w:rPr>
@@ -694,6 +731,7 @@
           <w:p>
             <w:pPr>
               <w:pStyle w:val="Compact"/>
+              <w:jc w:val="left"/>
             </w:pPr>
             <w:r>
               <w:rPr>
@@ -708,6 +746,7 @@
           <w:p>
             <w:pPr>
               <w:pStyle w:val="Compact"/>
+              <w:jc w:val="left"/>
             </w:pPr>
             <w:r>
               <w:rPr>
@@ -722,6 +761,7 @@
           <w:p>
             <w:pPr>
               <w:pStyle w:val="Compact"/>
+              <w:jc w:val="left"/>
             </w:pPr>
             <w:r>
               <w:rPr>
@@ -738,6 +778,7 @@
           <w:p>
             <w:pPr>
               <w:pStyle w:val="Compact"/>
+              <w:jc w:val="left"/>
             </w:pPr>
             <w:r>
               <w:t xml:space="preserve">P1-01</w:t>
@@ -749,6 +790,7 @@
           <w:p>
             <w:pPr>
               <w:pStyle w:val="Compact"/>
+              <w:jc w:val="left"/>
             </w:pPr>
             <w:r>
               <w:rPr>
@@ -763,6 +805,7 @@
           <w:p>
             <w:pPr>
               <w:pStyle w:val="Compact"/>
+              <w:jc w:val="left"/>
             </w:pPr>
             <w:r>
               <w:rPr>
@@ -777,6 +820,7 @@
           <w:p>
             <w:pPr>
               <w:pStyle w:val="Compact"/>
+              <w:jc w:val="left"/>
             </w:pPr>
             <w:r>
               <w:rPr>
@@ -819,6 +863,7 @@
           <w:p>
             <w:pPr>
               <w:pStyle w:val="Compact"/>
+              <w:jc w:val="left"/>
             </w:pPr>
             <w:r>
               <w:t xml:space="preserve">P1-02</w:t>
@@ -830,6 +875,7 @@
           <w:p>
             <w:pPr>
               <w:pStyle w:val="Compact"/>
+              <w:jc w:val="left"/>
             </w:pPr>
             <w:r>
               <w:rPr>
@@ -844,6 +890,7 @@
           <w:p>
             <w:pPr>
               <w:pStyle w:val="Compact"/>
+              <w:jc w:val="left"/>
             </w:pPr>
             <w:r>
               <w:rPr>
@@ -858,6 +905,7 @@
           <w:p>
             <w:pPr>
               <w:pStyle w:val="Compact"/>
+              <w:jc w:val="left"/>
             </w:pPr>
             <w:r>
               <w:rPr>
@@ -903,6 +951,7 @@
           <w:p>
             <w:pPr>
               <w:pStyle w:val="Compact"/>
+              <w:jc w:val="left"/>
             </w:pPr>
             <w:r>
               <w:t xml:space="preserve">P1-03</w:t>
@@ -914,6 +963,7 @@
           <w:p>
             <w:pPr>
               <w:pStyle w:val="Compact"/>
+              <w:jc w:val="left"/>
             </w:pPr>
             <w:r>
               <w:rPr>
@@ -928,6 +978,7 @@
           <w:p>
             <w:pPr>
               <w:pStyle w:val="Compact"/>
+              <w:jc w:val="left"/>
             </w:pPr>
             <w:r>
               <w:rPr>
@@ -942,6 +993,7 @@
           <w:p>
             <w:pPr>
               <w:pStyle w:val="Compact"/>
+              <w:jc w:val="left"/>
             </w:pPr>
             <w:r>
               <w:rPr>
@@ -962,6 +1014,7 @@
           <w:p>
             <w:pPr>
               <w:pStyle w:val="Compact"/>
+              <w:jc w:val="left"/>
             </w:pPr>
             <w:r>
               <w:t xml:space="preserve">P1-04</w:t>
@@ -973,6 +1026,7 @@
           <w:p>
             <w:pPr>
               <w:pStyle w:val="Compact"/>
+              <w:jc w:val="left"/>
             </w:pPr>
             <w:r>
               <w:rPr>
@@ -987,6 +1041,7 @@
           <w:p>
             <w:pPr>
               <w:pStyle w:val="Compact"/>
+              <w:jc w:val="left"/>
             </w:pPr>
             <w:r>
               <w:rPr>
@@ -1001,6 +1056,7 @@
           <w:p>
             <w:pPr>
               <w:pStyle w:val="Compact"/>
+              <w:jc w:val="left"/>
             </w:pPr>
             <w:r>
               <w:rPr>
@@ -1021,6 +1077,7 @@
           <w:p>
             <w:pPr>
               <w:pStyle w:val="Compact"/>
+              <w:jc w:val="left"/>
             </w:pPr>
             <w:r>
               <w:t xml:space="preserve">P1-05</w:t>
@@ -1032,6 +1089,7 @@
           <w:p>
             <w:pPr>
               <w:pStyle w:val="Compact"/>
+              <w:jc w:val="left"/>
             </w:pPr>
             <w:r>
               <w:rPr>
@@ -1046,6 +1104,7 @@
           <w:p>
             <w:pPr>
               <w:pStyle w:val="Compact"/>
+              <w:jc w:val="left"/>
             </w:pPr>
             <w:r>
               <w:rPr>
@@ -1060,6 +1119,7 @@
           <w:p>
             <w:pPr>
               <w:pStyle w:val="Compact"/>
+              <w:jc w:val="left"/>
             </w:pPr>
             <w:r>
               <w:rPr>
@@ -1104,6 +1164,7 @@
           <w:p>
             <w:pPr>
               <w:pStyle w:val="Compact"/>
+              <w:jc w:val="left"/>
             </w:pPr>
             <w:r>
               <w:t xml:space="preserve">P1-06</w:t>
@@ -1115,6 +1176,7 @@
           <w:p>
             <w:pPr>
               <w:pStyle w:val="Compact"/>
+              <w:jc w:val="left"/>
             </w:pPr>
             <w:r>
               <w:rPr>
@@ -1129,6 +1191,7 @@
           <w:p>
             <w:pPr>
               <w:pStyle w:val="Compact"/>
+              <w:jc w:val="left"/>
             </w:pPr>
             <w:r>
               <w:rPr>
@@ -1143,6 +1206,7 @@
           <w:p>
             <w:pPr>
               <w:pStyle w:val="Compact"/>
+              <w:jc w:val="left"/>
             </w:pPr>
             <w:r>
               <w:rPr>
@@ -1178,6 +1242,7 @@
           <w:p>
             <w:pPr>
               <w:pStyle w:val="Compact"/>
+              <w:jc w:val="left"/>
             </w:pPr>
             <w:r>
               <w:t xml:space="preserve">P1-07</w:t>
@@ -1189,6 +1254,7 @@
           <w:p>
             <w:pPr>
               <w:pStyle w:val="Compact"/>
+              <w:jc w:val="left"/>
             </w:pPr>
             <w:r>
               <w:rPr>
@@ -1203,6 +1269,7 @@
           <w:p>
             <w:pPr>
               <w:pStyle w:val="Compact"/>
+              <w:jc w:val="left"/>
             </w:pPr>
             <w:r>
               <w:rPr>
@@ -1217,6 +1284,7 @@
           <w:p>
             <w:pPr>
               <w:pStyle w:val="Compact"/>
+              <w:jc w:val="left"/>
             </w:pPr>
             <w:r>
               <w:rPr>
@@ -1255,6 +1323,7 @@
           <w:p>
             <w:pPr>
               <w:pStyle w:val="Compact"/>
+              <w:jc w:val="left"/>
             </w:pPr>
             <w:r>
               <w:t xml:space="preserve">P1-08</w:t>
@@ -1266,6 +1335,7 @@
           <w:p>
             <w:pPr>
               <w:pStyle w:val="Compact"/>
+              <w:jc w:val="left"/>
             </w:pPr>
             <w:r>
               <w:rPr>
@@ -1280,6 +1350,7 @@
           <w:p>
             <w:pPr>
               <w:pStyle w:val="Compact"/>
+              <w:jc w:val="left"/>
             </w:pPr>
             <w:r>
               <w:rPr>
@@ -1294,6 +1365,7 @@
           <w:p>
             <w:pPr>
               <w:pStyle w:val="Compact"/>
+              <w:jc w:val="left"/>
             </w:pPr>
             <w:r>
               <w:t xml:space="preserve">Git </w:t>
@@ -1329,6 +1401,7 @@
           <w:p>
             <w:pPr>
               <w:pStyle w:val="Compact"/>
+              <w:jc w:val="left"/>
             </w:pPr>
             <w:r>
               <w:t xml:space="preserve">P1-09</w:t>
@@ -1340,6 +1413,7 @@
           <w:p>
             <w:pPr>
               <w:pStyle w:val="Compact"/>
+              <w:jc w:val="left"/>
             </w:pPr>
             <w:r>
               <w:rPr>
@@ -1354,6 +1428,7 @@
           <w:p>
             <w:pPr>
               <w:pStyle w:val="Compact"/>
+              <w:jc w:val="left"/>
             </w:pPr>
             <w:r>
               <w:rPr>
@@ -1368,6 +1443,7 @@
           <w:p>
             <w:pPr>
               <w:pStyle w:val="Compact"/>
+              <w:jc w:val="left"/>
             </w:pPr>
             <w:r>
               <w:rPr>
@@ -1413,6 +1489,7 @@
           <w:p>
             <w:pPr>
               <w:pStyle w:val="Compact"/>
+              <w:jc w:val="left"/>
             </w:pPr>
             <w:r>
               <w:t xml:space="preserve">P1-10</w:t>
@@ -1424,6 +1501,7 @@
           <w:p>
             <w:pPr>
               <w:pStyle w:val="Compact"/>
+              <w:jc w:val="left"/>
             </w:pPr>
             <w:r>
               <w:rPr>
@@ -1438,6 +1516,7 @@
           <w:p>
             <w:pPr>
               <w:pStyle w:val="Compact"/>
+              <w:jc w:val="left"/>
             </w:pPr>
             <w:r>
               <w:rPr>
@@ -1452,6 +1531,7 @@
           <w:p>
             <w:pPr>
               <w:pStyle w:val="Compact"/>
+              <w:jc w:val="left"/>
             </w:pPr>
             <w:r>
               <w:rPr>
@@ -1468,6 +1548,7 @@
           <w:p>
             <w:pPr>
               <w:pStyle w:val="Compact"/>
+              <w:jc w:val="left"/>
             </w:pPr>
             <w:r>
               <w:t xml:space="preserve">P1-11</w:t>
@@ -1479,6 +1560,7 @@
           <w:p>
             <w:pPr>
               <w:pStyle w:val="Compact"/>
+              <w:jc w:val="left"/>
             </w:pPr>
             <w:r>
               <w:rPr>
@@ -1493,6 +1575,7 @@
           <w:p>
             <w:pPr>
               <w:pStyle w:val="Compact"/>
+              <w:jc w:val="left"/>
             </w:pPr>
             <w:r>
               <w:rPr>
@@ -1507,6 +1590,7 @@
           <w:p>
             <w:pPr>
               <w:pStyle w:val="Compact"/>
+              <w:jc w:val="left"/>
             </w:pPr>
             <w:r>
               <w:rPr>
@@ -1533,6 +1617,7 @@
           <w:p>
             <w:pPr>
               <w:pStyle w:val="Compact"/>
+              <w:jc w:val="left"/>
             </w:pPr>
             <w:r>
               <w:t xml:space="preserve">P1-12</w:t>
@@ -1544,6 +1629,7 @@
           <w:p>
             <w:pPr>
               <w:pStyle w:val="Compact"/>
+              <w:jc w:val="left"/>
             </w:pPr>
             <w:r>
               <w:rPr>
@@ -1558,6 +1644,7 @@
           <w:p>
             <w:pPr>
               <w:pStyle w:val="Compact"/>
+              <w:jc w:val="left"/>
             </w:pPr>
             <w:r>
               <w:rPr>
@@ -1572,6 +1659,7 @@
           <w:p>
             <w:pPr>
               <w:pStyle w:val="Compact"/>
+              <w:jc w:val="left"/>
             </w:pPr>
             <w:r>
               <w:t xml:space="preserve">PDP </w:t>
@@ -1600,6 +1688,7 @@
           <w:p>
             <w:pPr>
               <w:pStyle w:val="Compact"/>
+              <w:jc w:val="left"/>
             </w:pPr>
             <w:r>
               <w:t xml:space="preserve">P1-13</w:t>
@@ -1611,6 +1700,7 @@
           <w:p>
             <w:pPr>
               <w:pStyle w:val="Compact"/>
+              <w:jc w:val="left"/>
             </w:pPr>
             <w:r>
               <w:rPr>
@@ -1625,6 +1715,7 @@
           <w:p>
             <w:pPr>
               <w:pStyle w:val="Compact"/>
+              <w:jc w:val="left"/>
             </w:pPr>
             <w:r>
               <w:rPr>
@@ -1639,6 +1730,7 @@
           <w:p>
             <w:pPr>
               <w:pStyle w:val="Compact"/>
+              <w:jc w:val="left"/>
             </w:pPr>
             <w:r>
               <w:rPr>
@@ -1647,7 +1739,10 @@
               <w:t xml:space="preserve">项目总结和甘特图记录最终100%完成；偏差主要来自文档口径统一和</w:t>
             </w:r>
             <w:r>
-              <w:t xml:space="preserve"> iOdraw </w:t>
+              <w:t xml:space="preserve"> iOdraw</w:t>
+            </w:r>
+            <w:r>
+              <w:t xml:space="preserve"> </w:t>
             </w:r>
             <w:r>
               <w:rPr>
@@ -1664,6 +1759,7 @@
           <w:p>
             <w:pPr>
               <w:pStyle w:val="Compact"/>
+              <w:jc w:val="left"/>
             </w:pPr>
             <w:r>
               <w:t xml:space="preserve">P1-14</w:t>
@@ -1675,6 +1771,7 @@
           <w:p>
             <w:pPr>
               <w:pStyle w:val="Compact"/>
+              <w:jc w:val="left"/>
             </w:pPr>
             <w:r>
               <w:rPr>
@@ -1701,6 +1798,7 @@
           <w:p>
             <w:pPr>
               <w:pStyle w:val="Compact"/>
+              <w:jc w:val="left"/>
             </w:pPr>
             <w:r>
               <w:rPr>
@@ -1715,6 +1813,7 @@
           <w:p>
             <w:pPr>
               <w:pStyle w:val="Compact"/>
+              <w:jc w:val="left"/>
             </w:pPr>
             <w:r>
               <w:rPr>
@@ -1754,6 +1853,7 @@
           <w:p>
             <w:pPr>
               <w:pStyle w:val="Compact"/>
+              <w:jc w:val="left"/>
             </w:pPr>
             <w:r>
               <w:t xml:space="preserve">P1-15</w:t>
@@ -1765,6 +1865,7 @@
           <w:p>
             <w:pPr>
               <w:pStyle w:val="Compact"/>
+              <w:jc w:val="left"/>
             </w:pPr>
             <w:r>
               <w:rPr>
@@ -1779,6 +1880,7 @@
           <w:p>
             <w:pPr>
               <w:pStyle w:val="Compact"/>
+              <w:jc w:val="left"/>
             </w:pPr>
             <w:r>
               <w:rPr>
@@ -1793,6 +1895,7 @@
           <w:p>
             <w:pPr>
               <w:pStyle w:val="Compact"/>
+              <w:jc w:val="left"/>
             </w:pPr>
             <w:r>
               <w:rPr>
@@ -1816,6 +1919,7 @@
           <w:p>
             <w:pPr>
               <w:pStyle w:val="Compact"/>
+              <w:jc w:val="left"/>
             </w:pPr>
             <w:r>
               <w:t xml:space="preserve">P1-16</w:t>
@@ -1827,6 +1931,7 @@
           <w:p>
             <w:pPr>
               <w:pStyle w:val="Compact"/>
+              <w:jc w:val="left"/>
             </w:pPr>
             <w:r>
               <w:rPr>
@@ -1841,6 +1946,7 @@
           <w:p>
             <w:pPr>
               <w:pStyle w:val="Compact"/>
+              <w:jc w:val="left"/>
             </w:pPr>
             <w:r>
               <w:rPr>
@@ -1855,6 +1961,7 @@
           <w:p>
             <w:pPr>
               <w:pStyle w:val="Compact"/>
+              <w:jc w:val="left"/>
             </w:pPr>
             <w:r>
               <w:rPr>
@@ -1875,6 +1982,7 @@
           <w:p>
             <w:pPr>
               <w:pStyle w:val="Compact"/>
+              <w:jc w:val="left"/>
             </w:pPr>
             <w:r>
               <w:t xml:space="preserve">P1-17</w:t>
@@ -1886,6 +1994,7 @@
           <w:p>
             <w:pPr>
               <w:pStyle w:val="Compact"/>
+              <w:jc w:val="left"/>
             </w:pPr>
             <w:r>
               <w:rPr>
@@ -1900,6 +2009,7 @@
           <w:p>
             <w:pPr>
               <w:pStyle w:val="Compact"/>
+              <w:jc w:val="left"/>
             </w:pPr>
             <w:r>
               <w:rPr>
@@ -1914,6 +2024,7 @@
           <w:p>
             <w:pPr>
               <w:pStyle w:val="Compact"/>
+              <w:jc w:val="left"/>
             </w:pPr>
             <w:r>
               <w:rPr>
@@ -1947,6 +2058,7 @@
           <w:p>
             <w:pPr>
               <w:pStyle w:val="Compact"/>
+              <w:jc w:val="left"/>
             </w:pPr>
             <w:r>
               <w:t xml:space="preserve">P1-18</w:t>
@@ -1958,6 +2070,7 @@
           <w:p>
             <w:pPr>
               <w:pStyle w:val="Compact"/>
+              <w:jc w:val="left"/>
             </w:pPr>
             <w:r>
               <w:rPr>
@@ -1972,6 +2085,7 @@
           <w:p>
             <w:pPr>
               <w:pStyle w:val="Compact"/>
+              <w:jc w:val="left"/>
             </w:pPr>
             <w:r>
               <w:rPr>
@@ -1986,6 +2100,7 @@
           <w:p>
             <w:pPr>
               <w:pStyle w:val="Compact"/>
+              <w:jc w:val="left"/>
             </w:pPr>
             <w:r>
               <w:rPr>
@@ -2012,6 +2127,7 @@
           <w:p>
             <w:pPr>
               <w:pStyle w:val="Compact"/>
+              <w:jc w:val="left"/>
             </w:pPr>
             <w:r>
               <w:t xml:space="preserve">P1-19</w:t>
@@ -2023,6 +2139,7 @@
           <w:p>
             <w:pPr>
               <w:pStyle w:val="Compact"/>
+              <w:jc w:val="left"/>
             </w:pPr>
             <w:r>
               <w:rPr>
@@ -2037,6 +2154,7 @@
           <w:p>
             <w:pPr>
               <w:pStyle w:val="Compact"/>
+              <w:jc w:val="left"/>
             </w:pPr>
             <w:r>
               <w:rPr>
@@ -2051,6 +2169,7 @@
           <w:p>
             <w:pPr>
               <w:pStyle w:val="Compact"/>
+              <w:jc w:val="left"/>
             </w:pPr>
             <w:r>
               <w:rPr>
@@ -2077,6 +2196,7 @@
           <w:p>
             <w:pPr>
               <w:pStyle w:val="Compact"/>
+              <w:jc w:val="left"/>
             </w:pPr>
             <w:r>
               <w:t xml:space="preserve">P1-20</w:t>
@@ -2088,6 +2208,7 @@
           <w:p>
             <w:pPr>
               <w:pStyle w:val="Compact"/>
+              <w:jc w:val="left"/>
             </w:pPr>
             <w:r>
               <w:rPr>
@@ -2102,6 +2223,7 @@
           <w:p>
             <w:pPr>
               <w:pStyle w:val="Compact"/>
+              <w:jc w:val="left"/>
             </w:pPr>
             <w:r>
               <w:rPr>
@@ -2116,6 +2238,7 @@
           <w:p>
             <w:pPr>
               <w:pStyle w:val="Compact"/>
+              <w:jc w:val="left"/>
             </w:pPr>
             <w:r>
               <w:rPr>
@@ -2132,6 +2255,7 @@
           <w:p>
             <w:pPr>
               <w:pStyle w:val="Compact"/>
+              <w:jc w:val="left"/>
             </w:pPr>
             <w:r>
               <w:t xml:space="preserve">P1-21</w:t>
@@ -2143,6 +2267,7 @@
           <w:p>
             <w:pPr>
               <w:pStyle w:val="Compact"/>
+              <w:jc w:val="left"/>
             </w:pPr>
             <w:r>
               <w:rPr>
@@ -2157,6 +2282,7 @@
           <w:p>
             <w:pPr>
               <w:pStyle w:val="Compact"/>
+              <w:jc w:val="left"/>
             </w:pPr>
             <w:r>
               <w:rPr>
@@ -2171,6 +2297,7 @@
           <w:p>
             <w:pPr>
               <w:pStyle w:val="Compact"/>
+              <w:jc w:val="left"/>
             </w:pPr>
             <w:r>
               <w:rPr>
@@ -2200,6 +2327,7 @@
           <w:p>
             <w:pPr>
               <w:pStyle w:val="Compact"/>
+              <w:jc w:val="left"/>
             </w:pPr>
             <w:r>
               <w:t xml:space="preserve">P1-22</w:t>
@@ -2211,6 +2339,7 @@
           <w:p>
             <w:pPr>
               <w:pStyle w:val="Compact"/>
+              <w:jc w:val="left"/>
             </w:pPr>
             <w:r>
               <w:rPr>
@@ -2225,6 +2354,7 @@
           <w:p>
             <w:pPr>
               <w:pStyle w:val="Compact"/>
+              <w:jc w:val="left"/>
             </w:pPr>
             <w:r>
               <w:rPr>
@@ -2239,6 +2369,7 @@
           <w:p>
             <w:pPr>
               <w:pStyle w:val="Compact"/>
+              <w:jc w:val="left"/>
             </w:pPr>
             <w:r>
               <w:t xml:space="preserve">SRS </w:t>
@@ -2267,6 +2398,7 @@
           <w:p>
             <w:pPr>
               <w:pStyle w:val="Compact"/>
+              <w:jc w:val="left"/>
             </w:pPr>
             <w:r>
               <w:t xml:space="preserve">P1-23</w:t>
@@ -2278,6 +2410,7 @@
           <w:p>
             <w:pPr>
               <w:pStyle w:val="Compact"/>
+              <w:jc w:val="left"/>
             </w:pPr>
             <w:r>
               <w:rPr>
@@ -2292,6 +2425,7 @@
           <w:p>
             <w:pPr>
               <w:pStyle w:val="Compact"/>
+              <w:jc w:val="left"/>
             </w:pPr>
             <w:r>
               <w:rPr>
@@ -2306,6 +2440,7 @@
           <w:p>
             <w:pPr>
               <w:pStyle w:val="Compact"/>
+              <w:jc w:val="left"/>
             </w:pPr>
             <w:r>
               <w:rPr>
@@ -2322,6 +2457,7 @@
           <w:p>
             <w:pPr>
               <w:pStyle w:val="Compact"/>
+              <w:jc w:val="left"/>
             </w:pPr>
             <w:r>
               <w:t xml:space="preserve">P1-24</w:t>
@@ -2333,6 +2469,7 @@
           <w:p>
             <w:pPr>
               <w:pStyle w:val="Compact"/>
+              <w:jc w:val="left"/>
             </w:pPr>
             <w:r>
               <w:rPr>
@@ -2347,6 +2484,7 @@
           <w:p>
             <w:pPr>
               <w:pStyle w:val="Compact"/>
+              <w:jc w:val="left"/>
             </w:pPr>
             <w:r>
               <w:rPr>
@@ -2361,6 +2499,7 @@
           <w:p>
             <w:pPr>
               <w:pStyle w:val="Compact"/>
+              <w:jc w:val="left"/>
             </w:pPr>
             <w:r>
               <w:rPr>
@@ -2387,6 +2526,7 @@
           <w:p>
             <w:pPr>
               <w:pStyle w:val="Compact"/>
+              <w:jc w:val="left"/>
             </w:pPr>
             <w:r>
               <w:t xml:space="preserve">P1-25</w:t>
@@ -2398,6 +2538,7 @@
           <w:p>
             <w:pPr>
               <w:pStyle w:val="Compact"/>
+              <w:jc w:val="left"/>
             </w:pPr>
             <w:r>
               <w:rPr>
@@ -2412,6 +2553,7 @@
           <w:p>
             <w:pPr>
               <w:pStyle w:val="Compact"/>
+              <w:jc w:val="left"/>
             </w:pPr>
             <w:r>
               <w:rPr>
@@ -2426,6 +2568,7 @@
           <w:p>
             <w:pPr>
               <w:pStyle w:val="Compact"/>
+              <w:jc w:val="left"/>
             </w:pPr>
             <w:r>
               <w:rPr>
@@ -2442,6 +2585,7 @@
           <w:p>
             <w:pPr>
               <w:pStyle w:val="Compact"/>
+              <w:jc w:val="left"/>
             </w:pPr>
             <w:r>
               <w:t xml:space="preserve">P1-26</w:t>
@@ -2453,6 +2597,7 @@
           <w:p>
             <w:pPr>
               <w:pStyle w:val="Compact"/>
+              <w:jc w:val="left"/>
             </w:pPr>
             <w:r>
               <w:rPr>
@@ -2467,6 +2612,7 @@
           <w:p>
             <w:pPr>
               <w:pStyle w:val="Compact"/>
+              <w:jc w:val="left"/>
             </w:pPr>
             <w:r>
               <w:rPr>
@@ -2481,6 +2627,7 @@
           <w:p>
             <w:pPr>
               <w:pStyle w:val="Compact"/>
+              <w:jc w:val="left"/>
             </w:pPr>
             <w:r>
               <w:rPr>
@@ -2501,6 +2648,7 @@
           <w:p>
             <w:pPr>
               <w:pStyle w:val="Compact"/>
+              <w:jc w:val="left"/>
             </w:pPr>
             <w:r>
               <w:t xml:space="preserve">P1-27</w:t>
@@ -2512,6 +2660,7 @@
           <w:p>
             <w:pPr>
               <w:pStyle w:val="Compact"/>
+              <w:jc w:val="left"/>
             </w:pPr>
             <w:r>
               <w:rPr>
@@ -2526,6 +2675,7 @@
           <w:p>
             <w:pPr>
               <w:pStyle w:val="Compact"/>
+              <w:jc w:val="left"/>
             </w:pPr>
             <w:r>
               <w:rPr>
@@ -2540,6 +2690,7 @@
           <w:p>
             <w:pPr>
               <w:pStyle w:val="Compact"/>
+              <w:jc w:val="left"/>
             </w:pPr>
             <w:r>
               <w:rPr>
@@ -2556,6 +2707,7 @@
           <w:p>
             <w:pPr>
               <w:pStyle w:val="Compact"/>
+              <w:jc w:val="left"/>
             </w:pPr>
             <w:r>
               <w:t xml:space="preserve">P1-28</w:t>
@@ -2567,6 +2719,7 @@
           <w:p>
             <w:pPr>
               <w:pStyle w:val="Compact"/>
+              <w:jc w:val="left"/>
             </w:pPr>
             <w:r>
               <w:rPr>
@@ -2581,6 +2734,7 @@
           <w:p>
             <w:pPr>
               <w:pStyle w:val="Compact"/>
+              <w:jc w:val="left"/>
             </w:pPr>
             <w:r>
               <w:rPr>
@@ -2595,6 +2749,7 @@
           <w:p>
             <w:pPr>
               <w:pStyle w:val="Compact"/>
+              <w:jc w:val="left"/>
             </w:pPr>
             <w:r>
               <w:rPr>
@@ -2611,6 +2766,7 @@
           <w:p>
             <w:pPr>
               <w:pStyle w:val="Compact"/>
+              <w:jc w:val="left"/>
             </w:pPr>
             <w:r>
               <w:t xml:space="preserve">P1-29</w:t>
@@ -2622,6 +2778,7 @@
           <w:p>
             <w:pPr>
               <w:pStyle w:val="Compact"/>
+              <w:jc w:val="left"/>
             </w:pPr>
             <w:r>
               <w:rPr>
@@ -2636,6 +2793,7 @@
           <w:p>
             <w:pPr>
               <w:pStyle w:val="Compact"/>
+              <w:jc w:val="left"/>
             </w:pPr>
             <w:r>
               <w:rPr>
@@ -2650,6 +2808,7 @@
           <w:p>
             <w:pPr>
               <w:pStyle w:val="Compact"/>
+              <w:jc w:val="left"/>
             </w:pPr>
             <w:r>
               <w:rPr>
@@ -2693,15 +2852,15 @@
     <w:tbl>
       <w:tblPr>
         <w:tblStyle w:val="Table"/>
-        <w:tblW w:type="pct" w:w="5000"/>
+        <w:tblW w:type="pct" w:w="4934"/>
         <w:tblLayout w:type="fixed"/>
         <w:tblLook w:firstRow="1" w:lastRow="0" w:firstColumn="0" w:lastColumn="0" w:noHBand="0" w:noVBand="0" w:val="0020"/>
       </w:tblPr>
       <w:tblGrid>
-        <w:gridCol w:w="1980"/>
-        <w:gridCol w:w="1980"/>
-        <w:gridCol w:w="1980"/>
-        <w:gridCol w:w="1980"/>
+        <w:gridCol w:w="833"/>
+        <w:gridCol w:w="2605"/>
+        <w:gridCol w:w="833"/>
+        <w:gridCol w:w="3543"/>
       </w:tblGrid>
       <w:tr>
         <w:trPr>
@@ -2712,6 +2871,7 @@
           <w:p>
             <w:pPr>
               <w:pStyle w:val="Compact"/>
+              <w:jc w:val="left"/>
             </w:pPr>
             <w:r>
               <w:rPr>
@@ -2726,6 +2886,7 @@
           <w:p>
             <w:pPr>
               <w:pStyle w:val="Compact"/>
+              <w:jc w:val="left"/>
             </w:pPr>
             <w:r>
               <w:rPr>
@@ -2740,6 +2901,7 @@
           <w:p>
             <w:pPr>
               <w:pStyle w:val="Compact"/>
+              <w:jc w:val="left"/>
             </w:pPr>
             <w:r>
               <w:rPr>
@@ -2754,6 +2916,7 @@
           <w:p>
             <w:pPr>
               <w:pStyle w:val="Compact"/>
+              <w:jc w:val="left"/>
             </w:pPr>
             <w:r>
               <w:rPr>
@@ -2770,6 +2933,7 @@
           <w:p>
             <w:pPr>
               <w:pStyle w:val="Compact"/>
+              <w:jc w:val="left"/>
             </w:pPr>
             <w:r>
               <w:t xml:space="preserve">P2-01</w:t>
@@ -2781,6 +2945,7 @@
           <w:p>
             <w:pPr>
               <w:pStyle w:val="Compact"/>
+              <w:jc w:val="left"/>
             </w:pPr>
             <w:r>
               <w:rPr>
@@ -2795,6 +2960,7 @@
           <w:p>
             <w:pPr>
               <w:pStyle w:val="Compact"/>
+              <w:jc w:val="left"/>
             </w:pPr>
             <w:r>
               <w:rPr>
@@ -2809,6 +2975,7 @@
           <w:p>
             <w:pPr>
               <w:pStyle w:val="Compact"/>
+              <w:jc w:val="left"/>
             </w:pPr>
             <w:r>
               <w:rPr>
@@ -2825,6 +2992,7 @@
           <w:p>
             <w:pPr>
               <w:pStyle w:val="Compact"/>
+              <w:jc w:val="left"/>
             </w:pPr>
             <w:r>
               <w:t xml:space="preserve">P2-02</w:t>
@@ -2836,6 +3004,7 @@
           <w:p>
             <w:pPr>
               <w:pStyle w:val="Compact"/>
+              <w:jc w:val="left"/>
             </w:pPr>
             <w:r>
               <w:rPr>
@@ -2850,6 +3019,7 @@
           <w:p>
             <w:pPr>
               <w:pStyle w:val="Compact"/>
+              <w:jc w:val="left"/>
             </w:pPr>
             <w:r>
               <w:rPr>
@@ -2864,6 +3034,7 @@
           <w:p>
             <w:pPr>
               <w:pStyle w:val="Compact"/>
+              <w:jc w:val="left"/>
             </w:pPr>
             <w:r>
               <w:rPr>
@@ -2880,6 +3051,7 @@
           <w:p>
             <w:pPr>
               <w:pStyle w:val="Compact"/>
+              <w:jc w:val="left"/>
             </w:pPr>
             <w:r>
               <w:t xml:space="preserve">P2-03</w:t>
@@ -2891,6 +3063,7 @@
           <w:p>
             <w:pPr>
               <w:pStyle w:val="Compact"/>
+              <w:jc w:val="left"/>
             </w:pPr>
             <w:r>
               <w:rPr>
@@ -2905,6 +3078,7 @@
           <w:p>
             <w:pPr>
               <w:pStyle w:val="Compact"/>
+              <w:jc w:val="left"/>
             </w:pPr>
             <w:r>
               <w:rPr>
@@ -2919,6 +3093,7 @@
           <w:p>
             <w:pPr>
               <w:pStyle w:val="Compact"/>
+              <w:jc w:val="left"/>
             </w:pPr>
             <w:r>
               <w:rPr>
@@ -2935,6 +3110,7 @@
           <w:p>
             <w:pPr>
               <w:pStyle w:val="Compact"/>
+              <w:jc w:val="left"/>
             </w:pPr>
             <w:r>
               <w:t xml:space="preserve">P2-04</w:t>
@@ -2946,6 +3122,7 @@
           <w:p>
             <w:pPr>
               <w:pStyle w:val="Compact"/>
+              <w:jc w:val="left"/>
             </w:pPr>
             <w:r>
               <w:rPr>
@@ -2960,6 +3137,7 @@
           <w:p>
             <w:pPr>
               <w:pStyle w:val="Compact"/>
+              <w:jc w:val="left"/>
             </w:pPr>
             <w:r>
               <w:rPr>
@@ -2974,6 +3152,7 @@
           <w:p>
             <w:pPr>
               <w:pStyle w:val="Compact"/>
+              <w:jc w:val="left"/>
             </w:pPr>
             <w:r>
               <w:rPr>
@@ -2990,6 +3169,7 @@
           <w:p>
             <w:pPr>
               <w:pStyle w:val="Compact"/>
+              <w:jc w:val="left"/>
             </w:pPr>
             <w:r>
               <w:t xml:space="preserve">P2-05</w:t>
@@ -3001,6 +3181,7 @@
           <w:p>
             <w:pPr>
               <w:pStyle w:val="Compact"/>
+              <w:jc w:val="left"/>
             </w:pPr>
             <w:r>
               <w:rPr>
@@ -3015,6 +3196,7 @@
           <w:p>
             <w:pPr>
               <w:pStyle w:val="Compact"/>
+              <w:jc w:val="left"/>
             </w:pPr>
             <w:r>
               <w:rPr>
@@ -3029,6 +3211,7 @@
           <w:p>
             <w:pPr>
               <w:pStyle w:val="Compact"/>
+              <w:jc w:val="left"/>
             </w:pPr>
             <w:r>
               <w:rPr>
@@ -3045,6 +3228,7 @@
           <w:p>
             <w:pPr>
               <w:pStyle w:val="Compact"/>
+              <w:jc w:val="left"/>
             </w:pPr>
             <w:r>
               <w:t xml:space="preserve">P2-06</w:t>
@@ -3056,6 +3240,7 @@
           <w:p>
             <w:pPr>
               <w:pStyle w:val="Compact"/>
+              <w:jc w:val="left"/>
             </w:pPr>
             <w:r>
               <w:rPr>
@@ -3073,6 +3258,7 @@
           <w:p>
             <w:pPr>
               <w:pStyle w:val="Compact"/>
+              <w:jc w:val="left"/>
             </w:pPr>
             <w:r>
               <w:rPr>
@@ -3087,6 +3273,7 @@
           <w:p>
             <w:pPr>
               <w:pStyle w:val="Compact"/>
+              <w:jc w:val="left"/>
             </w:pPr>
             <w:r>
               <w:rPr>
@@ -3107,6 +3294,7 @@
           <w:p>
             <w:pPr>
               <w:pStyle w:val="Compact"/>
+              <w:jc w:val="left"/>
             </w:pPr>
             <w:r>
               <w:t xml:space="preserve">P2-07</w:t>
@@ -3118,6 +3306,7 @@
           <w:p>
             <w:pPr>
               <w:pStyle w:val="Compact"/>
+              <w:jc w:val="left"/>
             </w:pPr>
             <w:r>
               <w:t xml:space="preserve">Test </w:t>
@@ -3135,6 +3324,7 @@
           <w:p>
             <w:pPr>
               <w:pStyle w:val="Compact"/>
+              <w:jc w:val="left"/>
             </w:pPr>
             <w:r>
               <w:rPr>
@@ -3149,6 +3339,7 @@
           <w:p>
             <w:pPr>
               <w:pStyle w:val="Compact"/>
+              <w:jc w:val="left"/>
             </w:pPr>
             <w:r>
               <w:rPr>
@@ -3165,6 +3356,7 @@
           <w:p>
             <w:pPr>
               <w:pStyle w:val="Compact"/>
+              <w:jc w:val="left"/>
             </w:pPr>
             <w:r>
               <w:t xml:space="preserve">P2-08</w:t>
@@ -3176,6 +3368,7 @@
           <w:p>
             <w:pPr>
               <w:pStyle w:val="Compact"/>
+              <w:jc w:val="left"/>
             </w:pPr>
             <w:r>
               <w:rPr>
@@ -3199,6 +3392,7 @@
           <w:p>
             <w:pPr>
               <w:pStyle w:val="Compact"/>
+              <w:jc w:val="left"/>
             </w:pPr>
             <w:r>
               <w:rPr>
@@ -3213,6 +3407,7 @@
           <w:p>
             <w:pPr>
               <w:pStyle w:val="Compact"/>
+              <w:jc w:val="left"/>
             </w:pPr>
             <w:r>
               <w:rPr>
@@ -3233,6 +3428,7 @@
           <w:p>
             <w:pPr>
               <w:pStyle w:val="Compact"/>
+              <w:jc w:val="left"/>
             </w:pPr>
             <w:r>
               <w:t xml:space="preserve">P2-09</w:t>
@@ -3244,6 +3440,7 @@
           <w:p>
             <w:pPr>
               <w:pStyle w:val="Compact"/>
+              <w:jc w:val="left"/>
             </w:pPr>
             <w:r>
               <w:rPr>
@@ -3258,6 +3455,7 @@
           <w:p>
             <w:pPr>
               <w:pStyle w:val="Compact"/>
+              <w:jc w:val="left"/>
             </w:pPr>
             <w:r>
               <w:rPr>
@@ -3272,6 +3470,7 @@
           <w:p>
             <w:pPr>
               <w:pStyle w:val="Compact"/>
+              <w:jc w:val="left"/>
             </w:pPr>
             <w:r>
               <w:rPr>
@@ -3288,6 +3487,7 @@
           <w:p>
             <w:pPr>
               <w:pStyle w:val="Compact"/>
+              <w:jc w:val="left"/>
             </w:pPr>
             <w:r>
               <w:t xml:space="preserve">P2-10</w:t>
@@ -3299,6 +3499,7 @@
           <w:p>
             <w:pPr>
               <w:pStyle w:val="Compact"/>
+              <w:jc w:val="left"/>
             </w:pPr>
             <w:r>
               <w:rPr>
@@ -3313,6 +3514,7 @@
           <w:p>
             <w:pPr>
               <w:pStyle w:val="Compact"/>
+              <w:jc w:val="left"/>
             </w:pPr>
             <w:r>
               <w:rPr>
@@ -3327,6 +3529,7 @@
           <w:p>
             <w:pPr>
               <w:pStyle w:val="Compact"/>
+              <w:jc w:val="left"/>
             </w:pPr>
             <w:r>
               <w:rPr>
@@ -3343,6 +3546,7 @@
           <w:p>
             <w:pPr>
               <w:pStyle w:val="Compact"/>
+              <w:jc w:val="left"/>
             </w:pPr>
             <w:r>
               <w:t xml:space="preserve">P2-11</w:t>
@@ -3354,9 +3558,13 @@
           <w:p>
             <w:pPr>
               <w:pStyle w:val="Compact"/>
-            </w:pPr>
-            <w:r>
-              <w:t xml:space="preserve">SRS </w:t>
+              <w:jc w:val="left"/>
+            </w:pPr>
+            <w:r>
+              <w:t xml:space="preserve">SRS</w:t>
+            </w:r>
+            <w:r>
+              <w:t xml:space="preserve"> </w:t>
             </w:r>
             <w:r>
               <w:rPr>
@@ -3371,6 +3579,7 @@
           <w:p>
             <w:pPr>
               <w:pStyle w:val="Compact"/>
+              <w:jc w:val="left"/>
             </w:pPr>
             <w:r>
               <w:rPr>
@@ -3385,6 +3594,7 @@
           <w:p>
             <w:pPr>
               <w:pStyle w:val="Compact"/>
+              <w:jc w:val="left"/>
             </w:pPr>
             <w:r>
               <w:rPr>
@@ -3401,6 +3611,7 @@
           <w:p>
             <w:pPr>
               <w:pStyle w:val="Compact"/>
+              <w:jc w:val="left"/>
             </w:pPr>
             <w:r>
               <w:t xml:space="preserve">P2-12</w:t>
@@ -3412,6 +3623,7 @@
           <w:p>
             <w:pPr>
               <w:pStyle w:val="Compact"/>
+              <w:jc w:val="left"/>
             </w:pPr>
             <w:r>
               <w:rPr>
@@ -3426,6 +3638,7 @@
           <w:p>
             <w:pPr>
               <w:pStyle w:val="Compact"/>
+              <w:jc w:val="left"/>
             </w:pPr>
             <w:r>
               <w:rPr>
@@ -3440,22 +3653,69 @@
           <w:p>
             <w:pPr>
               <w:pStyle w:val="Compact"/>
-            </w:pPr>
-            <w:r>
-              <w:rPr>
-                <w:rFonts w:hint="eastAsia"/>
-              </w:rPr>
-              <w:t xml:space="preserve">采用Git+RTM轻量需求管理，SRS/TCS/RB记录追踪链；责任复核：虞子琰。</w:t>
-            </w:r>
-          </w:p>
-        </w:tc>
-      </w:tr>
-      <w:tr>
-        <w:tc>
-          <w:tcPr/>
-          <w:p>
-            <w:pPr>
-              <w:pStyle w:val="Compact"/>
+              <w:jc w:val="left"/>
+            </w:pPr>
+            <w:r>
+              <w:rPr>
+                <w:rFonts w:hint="eastAsia"/>
+              </w:rPr>
+              <w:t xml:space="preserve">已补充</w:t>
+            </w:r>
+            <w:r>
+              <w:t xml:space="preserve"> </w:t>
+            </w:r>
+            <w:r>
+              <w:rPr>
+                <w:rFonts w:hint="eastAsia"/>
+              </w:rPr>
+              <w:t xml:space="preserve">12-评审与基线/需求管理工具导入清单.csv、</w:t>
+            </w:r>
+            <w:r>
+              <w:t xml:space="preserve"> </w:t>
+            </w:r>
+            <w:r>
+              <w:rPr>
+                <w:rFonts w:hint="eastAsia"/>
+              </w:rPr>
+              <w:t xml:space="preserve">12-评审与基线/需求跟踪链接矩阵.csv</w:t>
+            </w:r>
+            <w:r>
+              <w:t xml:space="preserve"> </w:t>
+            </w:r>
+            <w:r>
+              <w:rPr>
+                <w:rFonts w:hint="eastAsia"/>
+              </w:rPr>
+              <w:t xml:space="preserve">和</w:t>
+            </w:r>
+            <w:r>
+              <w:t xml:space="preserve"> </w:t>
+            </w:r>
+            <w:r>
+              <w:rPr>
+                <w:rFonts w:hint="eastAsia"/>
+              </w:rPr>
+              <w:t xml:space="preserve">需求管理与跟踪矩阵说明.docx；53条SRS基线需求可导入禅道等工具，</w:t>
+            </w:r>
+            <w:r>
+              <w:t xml:space="preserve"> </w:t>
+            </w:r>
+            <w:r>
+              <w:rPr>
+                <w:rFonts w:hint="eastAsia"/>
+              </w:rPr>
+              <w:t xml:space="preserve">并建立来源-SRS-用例-原型-DM-测试-变更追踪链；责任复核：虞子琰。</w:t>
+            </w:r>
+          </w:p>
+        </w:tc>
+      </w:tr>
+      <w:tr>
+        <w:tc>
+          <w:tcPr/>
+          <w:p>
+            <w:pPr>
+              <w:pStyle w:val="Compact"/>
+              <w:jc w:val="left"/>
             </w:pPr>
             <w:r>
               <w:t xml:space="preserve">P2-13</w:t>
@@ -3467,6 +3727,7 @@
           <w:p>
             <w:pPr>
               <w:pStyle w:val="Compact"/>
+              <w:jc w:val="left"/>
             </w:pPr>
             <w:r>
               <w:rPr>
@@ -3481,6 +3742,7 @@
           <w:p>
             <w:pPr>
               <w:pStyle w:val="Compact"/>
+              <w:jc w:val="left"/>
             </w:pPr>
             <w:r>
               <w:rPr>
@@ -3495,6 +3757,7 @@
           <w:p>
             <w:pPr>
               <w:pStyle w:val="Compact"/>
+              <w:jc w:val="left"/>
             </w:pPr>
             <w:r>
               <w:rPr>
@@ -3521,6 +3784,7 @@
           <w:p>
             <w:pPr>
               <w:pStyle w:val="Compact"/>
+              <w:jc w:val="left"/>
             </w:pPr>
             <w:r>
               <w:t xml:space="preserve">P2-14</w:t>
@@ -3532,6 +3796,7 @@
           <w:p>
             <w:pPr>
               <w:pStyle w:val="Compact"/>
+              <w:jc w:val="left"/>
             </w:pPr>
             <w:r>
               <w:rPr>
@@ -3546,6 +3811,7 @@
           <w:p>
             <w:pPr>
               <w:pStyle w:val="Compact"/>
+              <w:jc w:val="left"/>
             </w:pPr>
             <w:r>
               <w:rPr>
@@ -3560,6 +3826,7 @@
           <w:p>
             <w:pPr>
               <w:pStyle w:val="Compact"/>
+              <w:jc w:val="left"/>
             </w:pPr>
             <w:r>
               <w:rPr>
@@ -3586,6 +3853,7 @@
           <w:p>
             <w:pPr>
               <w:pStyle w:val="Compact"/>
+              <w:jc w:val="left"/>
             </w:pPr>
             <w:r>
               <w:t xml:space="preserve">P2-15</w:t>
@@ -3597,6 +3865,7 @@
           <w:p>
             <w:pPr>
               <w:pStyle w:val="Compact"/>
+              <w:jc w:val="left"/>
             </w:pPr>
             <w:r>
               <w:rPr>
@@ -3611,6 +3880,7 @@
           <w:p>
             <w:pPr>
               <w:pStyle w:val="Compact"/>
+              <w:jc w:val="left"/>
             </w:pPr>
             <w:r>
               <w:rPr>
@@ -3625,6 +3895,7 @@
           <w:p>
             <w:pPr>
               <w:pStyle w:val="Compact"/>
+              <w:jc w:val="left"/>
             </w:pPr>
             <w:r>
               <w:rPr>
@@ -3641,6 +3912,7 @@
           <w:p>
             <w:pPr>
               <w:pStyle w:val="Compact"/>
+              <w:jc w:val="left"/>
             </w:pPr>
             <w:r>
               <w:t xml:space="preserve">P2-16</w:t>
@@ -3652,6 +3924,7 @@
           <w:p>
             <w:pPr>
               <w:pStyle w:val="Compact"/>
+              <w:jc w:val="left"/>
             </w:pPr>
             <w:r>
               <w:rPr>
@@ -3666,6 +3939,7 @@
           <w:p>
             <w:pPr>
               <w:pStyle w:val="Compact"/>
+              <w:jc w:val="left"/>
             </w:pPr>
             <w:r>
               <w:rPr>
@@ -3680,6 +3954,7 @@
           <w:p>
             <w:pPr>
               <w:pStyle w:val="Compact"/>
+              <w:jc w:val="left"/>
             </w:pPr>
             <w:r>
               <w:rPr>
@@ -3696,6 +3971,7 @@
           <w:p>
             <w:pPr>
               <w:pStyle w:val="Compact"/>
+              <w:jc w:val="left"/>
             </w:pPr>
             <w:r>
               <w:t xml:space="preserve">P2-17</w:t>
@@ -3707,6 +3983,7 @@
           <w:p>
             <w:pPr>
               <w:pStyle w:val="Compact"/>
+              <w:jc w:val="left"/>
             </w:pPr>
             <w:r>
               <w:rPr>
@@ -3721,6 +3998,7 @@
           <w:p>
             <w:pPr>
               <w:pStyle w:val="Compact"/>
+              <w:jc w:val="left"/>
             </w:pPr>
             <w:r>
               <w:rPr>
@@ -3735,6 +4013,7 @@
           <w:p>
             <w:pPr>
               <w:pStyle w:val="Compact"/>
+              <w:jc w:val="left"/>
             </w:pPr>
             <w:r>
               <w:rPr>
@@ -3751,6 +4030,7 @@
           <w:p>
             <w:pPr>
               <w:pStyle w:val="Compact"/>
+              <w:jc w:val="left"/>
             </w:pPr>
             <w:r>
               <w:t xml:space="preserve">P2-18</w:t>
@@ -3762,6 +4042,7 @@
           <w:p>
             <w:pPr>
               <w:pStyle w:val="Compact"/>
+              <w:jc w:val="left"/>
             </w:pPr>
             <w:r>
               <w:rPr>
@@ -3776,6 +4057,7 @@
           <w:p>
             <w:pPr>
               <w:pStyle w:val="Compact"/>
+              <w:jc w:val="left"/>
             </w:pPr>
             <w:r>
               <w:rPr>
@@ -3790,6 +4072,7 @@
           <w:p>
             <w:pPr>
               <w:pStyle w:val="Compact"/>
+              <w:jc w:val="left"/>
             </w:pPr>
             <w:r>
               <w:rPr>
@@ -3806,6 +4089,7 @@
           <w:p>
             <w:pPr>
               <w:pStyle w:val="Compact"/>
+              <w:jc w:val="left"/>
             </w:pPr>
             <w:r>
               <w:t xml:space="preserve">P2-19</w:t>
@@ -3817,6 +4101,7 @@
           <w:p>
             <w:pPr>
               <w:pStyle w:val="Compact"/>
+              <w:jc w:val="left"/>
             </w:pPr>
             <w:r>
               <w:rPr>
@@ -3831,6 +4116,7 @@
           <w:p>
             <w:pPr>
               <w:pStyle w:val="Compact"/>
+              <w:jc w:val="left"/>
             </w:pPr>
             <w:r>
               <w:rPr>
@@ -3845,6 +4131,7 @@
           <w:p>
             <w:pPr>
               <w:pStyle w:val="Compact"/>
+              <w:jc w:val="left"/>
             </w:pPr>
             <w:r>
               <w:rPr>
@@ -3861,6 +4148,7 @@
           <w:p>
             <w:pPr>
               <w:pStyle w:val="Compact"/>
+              <w:jc w:val="left"/>
             </w:pPr>
             <w:r>
               <w:t xml:space="preserve">P2-20</w:t>
@@ -3872,6 +4160,7 @@
           <w:p>
             <w:pPr>
               <w:pStyle w:val="Compact"/>
+              <w:jc w:val="left"/>
             </w:pPr>
             <w:r>
               <w:rPr>
@@ -3886,6 +4175,7 @@
           <w:p>
             <w:pPr>
               <w:pStyle w:val="Compact"/>
+              <w:jc w:val="left"/>
             </w:pPr>
             <w:r>
               <w:rPr>
@@ -3900,6 +4190,7 @@
           <w:p>
             <w:pPr>
               <w:pStyle w:val="Compact"/>
+              <w:jc w:val="left"/>
             </w:pPr>
             <w:r>
               <w:rPr>
@@ -3936,6 +4227,7 @@
           <w:p>
             <w:pPr>
               <w:pStyle w:val="Compact"/>
+              <w:jc w:val="left"/>
             </w:pPr>
             <w:r>
               <w:t xml:space="preserve">P2-21</w:t>
@@ -3947,6 +4239,7 @@
           <w:p>
             <w:pPr>
               <w:pStyle w:val="Compact"/>
+              <w:jc w:val="left"/>
             </w:pPr>
             <w:r>
               <w:rPr>
@@ -3970,6 +4263,7 @@
           <w:p>
             <w:pPr>
               <w:pStyle w:val="Compact"/>
+              <w:jc w:val="left"/>
             </w:pPr>
             <w:r>
               <w:rPr>
@@ -3984,6 +4278,7 @@
           <w:p>
             <w:pPr>
               <w:pStyle w:val="Compact"/>
+              <w:jc w:val="left"/>
             </w:pPr>
             <w:r>
               <w:rPr>
@@ -4000,6 +4295,7 @@
           <w:p>
             <w:pPr>
               <w:pStyle w:val="Compact"/>
+              <w:jc w:val="left"/>
             </w:pPr>
             <w:r>
               <w:t xml:space="preserve">P2-22</w:t>
@@ -4011,6 +4307,7 @@
           <w:p>
             <w:pPr>
               <w:pStyle w:val="Compact"/>
+              <w:jc w:val="left"/>
             </w:pPr>
             <w:r>
               <w:rPr>
@@ -4025,6 +4322,7 @@
           <w:p>
             <w:pPr>
               <w:pStyle w:val="Compact"/>
+              <w:jc w:val="left"/>
             </w:pPr>
             <w:r>
               <w:rPr>
@@ -4039,6 +4337,7 @@
           <w:p>
             <w:pPr>
               <w:pStyle w:val="Compact"/>
+              <w:jc w:val="left"/>
             </w:pPr>
             <w:r>
               <w:rPr>
@@ -4065,6 +4364,7 @@
           <w:p>
             <w:pPr>
               <w:pStyle w:val="Compact"/>
+              <w:jc w:val="left"/>
             </w:pPr>
             <w:r>
               <w:t xml:space="preserve">P2-23</w:t>
@@ -4076,6 +4376,7 @@
           <w:p>
             <w:pPr>
               <w:pStyle w:val="Compact"/>
+              <w:jc w:val="left"/>
             </w:pPr>
             <w:r>
               <w:rPr>
@@ -4090,6 +4391,7 @@
           <w:p>
             <w:pPr>
               <w:pStyle w:val="Compact"/>
+              <w:jc w:val="left"/>
             </w:pPr>
             <w:r>
               <w:rPr>
@@ -4104,6 +4406,7 @@
           <w:p>
             <w:pPr>
               <w:pStyle w:val="Compact"/>
+              <w:jc w:val="left"/>
             </w:pPr>
             <w:r>
               <w:rPr>
@@ -4120,6 +4423,7 @@
           <w:p>
             <w:pPr>
               <w:pStyle w:val="Compact"/>
+              <w:jc w:val="left"/>
             </w:pPr>
             <w:r>
               <w:t xml:space="preserve">P2-24</w:t>
@@ -4131,6 +4435,7 @@
           <w:p>
             <w:pPr>
               <w:pStyle w:val="Compact"/>
+              <w:jc w:val="left"/>
             </w:pPr>
             <w:r>
               <w:rPr>
@@ -4145,6 +4450,7 @@
           <w:p>
             <w:pPr>
               <w:pStyle w:val="Compact"/>
+              <w:jc w:val="left"/>
             </w:pPr>
             <w:r>
               <w:rPr>
@@ -4159,6 +4465,7 @@
           <w:p>
             <w:pPr>
               <w:pStyle w:val="Compact"/>
+              <w:jc w:val="left"/>
             </w:pPr>
             <w:r>
               <w:rPr>
@@ -4179,6 +4486,7 @@
           <w:p>
             <w:pPr>
               <w:pStyle w:val="Compact"/>
+              <w:jc w:val="left"/>
             </w:pPr>
             <w:r>
               <w:t xml:space="preserve">P2-25</w:t>
@@ -4190,6 +4498,7 @@
           <w:p>
             <w:pPr>
               <w:pStyle w:val="Compact"/>
+              <w:jc w:val="left"/>
             </w:pPr>
             <w:r>
               <w:rPr>
@@ -4204,6 +4513,7 @@
           <w:p>
             <w:pPr>
               <w:pStyle w:val="Compact"/>
+              <w:jc w:val="left"/>
             </w:pPr>
             <w:r>
               <w:rPr>
@@ -4218,6 +4528,7 @@
           <w:p>
             <w:pPr>
               <w:pStyle w:val="Compact"/>
+              <w:jc w:val="left"/>
             </w:pPr>
             <w:r>
               <w:rPr>
@@ -4248,18 +4559,18 @@
     <w:tbl>
       <w:tblPr>
         <w:tblStyle w:val="Table"/>
-        <w:tblW w:type="pct" w:w="5000"/>
+        <w:tblW w:type="pct" w:w="4930"/>
         <w:tblLayout w:type="fixed"/>
         <w:tblLook w:firstRow="1" w:lastRow="0" w:firstColumn="0" w:lastColumn="0" w:noHBand="0" w:noVBand="0" w:val="0020"/>
       </w:tblPr>
       <w:tblGrid>
-        <w:gridCol w:w="1131"/>
-        <w:gridCol w:w="1131"/>
-        <w:gridCol w:w="1131"/>
-        <w:gridCol w:w="1131"/>
-        <w:gridCol w:w="1131"/>
-        <w:gridCol w:w="1131"/>
-        <w:gridCol w:w="1131"/>
+        <w:gridCol w:w="613"/>
+        <w:gridCol w:w="836"/>
+        <w:gridCol w:w="2063"/>
+        <w:gridCol w:w="2565"/>
+        <w:gridCol w:w="501"/>
+        <w:gridCol w:w="725"/>
+        <w:gridCol w:w="501"/>
       </w:tblGrid>
       <w:tr>
         <w:trPr>
@@ -4270,6 +4581,7 @@
           <w:p>
             <w:pPr>
               <w:pStyle w:val="Compact"/>
+              <w:jc w:val="left"/>
             </w:pPr>
             <w:r>
               <w:rPr>
@@ -4284,6 +4596,7 @@
           <w:p>
             <w:pPr>
               <w:pStyle w:val="Compact"/>
+              <w:jc w:val="left"/>
             </w:pPr>
             <w:r>
               <w:rPr>
@@ -4298,6 +4611,7 @@
           <w:p>
             <w:pPr>
               <w:pStyle w:val="Compact"/>
+              <w:jc w:val="left"/>
             </w:pPr>
             <w:r>
               <w:rPr>
@@ -4312,6 +4626,7 @@
           <w:p>
             <w:pPr>
               <w:pStyle w:val="Compact"/>
+              <w:jc w:val="left"/>
             </w:pPr>
             <w:r>
               <w:rPr>
@@ -4326,6 +4641,7 @@
           <w:p>
             <w:pPr>
               <w:pStyle w:val="Compact"/>
+              <w:jc w:val="left"/>
             </w:pPr>
             <w:r>
               <w:rPr>
@@ -4340,6 +4656,7 @@
           <w:p>
             <w:pPr>
               <w:pStyle w:val="Compact"/>
+              <w:jc w:val="left"/>
             </w:pPr>
             <w:r>
               <w:rPr>
@@ -4354,6 +4671,7 @@
           <w:p>
             <w:pPr>
               <w:pStyle w:val="Compact"/>
+              <w:jc w:val="left"/>
             </w:pPr>
             <w:r>
               <w:rPr>
@@ -4370,6 +4688,7 @@
           <w:p>
             <w:pPr>
               <w:pStyle w:val="Compact"/>
+              <w:jc w:val="left"/>
             </w:pPr>
             <w:r>
               <w:t xml:space="preserve">IMP-01</w:t>
@@ -4381,6 +4700,7 @@
           <w:p>
             <w:pPr>
               <w:pStyle w:val="Compact"/>
+              <w:jc w:val="left"/>
             </w:pPr>
             <w:r>
               <w:t xml:space="preserve">P1-06/P2-10</w:t>
@@ -4392,6 +4712,7 @@
           <w:p>
             <w:pPr>
               <w:pStyle w:val="Compact"/>
+              <w:jc w:val="left"/>
             </w:pPr>
             <w:r>
               <w:rPr>
@@ -4406,6 +4727,7 @@
           <w:p>
             <w:pPr>
               <w:pStyle w:val="Compact"/>
+              <w:jc w:val="left"/>
             </w:pPr>
             <w:r>
               <w:rPr>
@@ -4429,6 +4751,7 @@
           <w:p>
             <w:pPr>
               <w:pStyle w:val="Compact"/>
+              <w:jc w:val="left"/>
             </w:pPr>
             <w:r>
               <w:rPr>
@@ -4443,6 +4766,7 @@
           <w:p>
             <w:pPr>
               <w:pStyle w:val="Compact"/>
+              <w:jc w:val="left"/>
             </w:pPr>
             <w:r>
               <w:t xml:space="preserve">2026-06-20</w:t>
@@ -4454,6 +4778,7 @@
           <w:p>
             <w:pPr>
               <w:pStyle w:val="Compact"/>
+              <w:jc w:val="left"/>
             </w:pPr>
             <w:r>
               <w:rPr>
@@ -4470,6 +4795,7 @@
           <w:p>
             <w:pPr>
               <w:pStyle w:val="Compact"/>
+              <w:jc w:val="left"/>
             </w:pPr>
             <w:r>
               <w:t xml:space="preserve">IMP-02</w:t>
@@ -4481,6 +4807,7 @@
           <w:p>
             <w:pPr>
               <w:pStyle w:val="Compact"/>
+              <w:jc w:val="left"/>
             </w:pPr>
             <w:r>
               <w:t xml:space="preserve">P1-07/P1-08</w:t>
@@ -4492,6 +4819,7 @@
           <w:p>
             <w:pPr>
               <w:pStyle w:val="Compact"/>
+              <w:jc w:val="left"/>
             </w:pPr>
             <w:r>
               <w:rPr>
@@ -4506,6 +4834,7 @@
           <w:p>
             <w:pPr>
               <w:pStyle w:val="Compact"/>
+              <w:jc w:val="left"/>
             </w:pPr>
             <w:r>
               <w:rPr>
@@ -4520,6 +4849,7 @@
           <w:p>
             <w:pPr>
               <w:pStyle w:val="Compact"/>
+              <w:jc w:val="left"/>
             </w:pPr>
             <w:r>
               <w:rPr>
@@ -4534,6 +4864,7 @@
           <w:p>
             <w:pPr>
               <w:pStyle w:val="Compact"/>
+              <w:jc w:val="left"/>
             </w:pPr>
             <w:r>
               <w:t xml:space="preserve">2026-06-20</w:t>
@@ -4545,6 +4876,7 @@
           <w:p>
             <w:pPr>
               <w:pStyle w:val="Compact"/>
+              <w:jc w:val="left"/>
             </w:pPr>
             <w:r>
               <w:rPr>
@@ -4561,6 +4893,7 @@
           <w:p>
             <w:pPr>
               <w:pStyle w:val="Compact"/>
+              <w:jc w:val="left"/>
             </w:pPr>
             <w:r>
               <w:t xml:space="preserve">IMP-03</w:t>
@@ -4572,6 +4905,7 @@
           <w:p>
             <w:pPr>
               <w:pStyle w:val="Compact"/>
+              <w:jc w:val="left"/>
             </w:pPr>
             <w:r>
               <w:t xml:space="preserve">P1-11</w:t>
@@ -4583,6 +4917,7 @@
           <w:p>
             <w:pPr>
               <w:pStyle w:val="Compact"/>
+              <w:jc w:val="left"/>
             </w:pPr>
             <w:r>
               <w:rPr>
@@ -4597,6 +4932,7 @@
           <w:p>
             <w:pPr>
               <w:pStyle w:val="Compact"/>
+              <w:jc w:val="left"/>
             </w:pPr>
             <w:r>
               <w:rPr>
@@ -4611,6 +4947,7 @@
           <w:p>
             <w:pPr>
               <w:pStyle w:val="Compact"/>
+              <w:jc w:val="left"/>
             </w:pPr>
             <w:r>
               <w:rPr>
@@ -4625,6 +4962,7 @@
           <w:p>
             <w:pPr>
               <w:pStyle w:val="Compact"/>
+              <w:jc w:val="left"/>
             </w:pPr>
             <w:r>
               <w:t xml:space="preserve">2026-06-20</w:t>
@@ -4636,6 +4974,7 @@
           <w:p>
             <w:pPr>
               <w:pStyle w:val="Compact"/>
+              <w:jc w:val="left"/>
             </w:pPr>
             <w:r>
               <w:rPr>
@@ -4652,6 +4991,7 @@
           <w:p>
             <w:pPr>
               <w:pStyle w:val="Compact"/>
+              <w:jc w:val="left"/>
             </w:pPr>
             <w:r>
               <w:t xml:space="preserve">IMP-04</w:t>
@@ -4663,6 +5003,7 @@
           <w:p>
             <w:pPr>
               <w:pStyle w:val="Compact"/>
+              <w:jc w:val="left"/>
             </w:pPr>
             <w:r>
               <w:rPr>
@@ -4677,6 +5018,7 @@
           <w:p>
             <w:pPr>
               <w:pStyle w:val="Compact"/>
+              <w:jc w:val="left"/>
             </w:pPr>
             <w:r>
               <w:rPr>
@@ -4691,6 +5033,7 @@
           <w:p>
             <w:pPr>
               <w:pStyle w:val="Compact"/>
+              <w:jc w:val="left"/>
             </w:pPr>
             <w:r>
               <w:rPr>
@@ -4705,6 +5048,7 @@
           <w:p>
             <w:pPr>
               <w:pStyle w:val="Compact"/>
+              <w:jc w:val="left"/>
             </w:pPr>
             <w:r>
               <w:rPr>
@@ -4719,6 +5063,7 @@
           <w:p>
             <w:pPr>
               <w:pStyle w:val="Compact"/>
+              <w:jc w:val="left"/>
             </w:pPr>
             <w:r>
               <w:t xml:space="preserve">2026-06-20</w:t>
@@ -4730,6 +5075,7 @@
           <w:p>
             <w:pPr>
               <w:pStyle w:val="Compact"/>
+              <w:jc w:val="left"/>
             </w:pPr>
             <w:r>
               <w:rPr>
@@ -4746,6 +5092,7 @@
           <w:p>
             <w:pPr>
               <w:pStyle w:val="Compact"/>
+              <w:jc w:val="left"/>
             </w:pPr>
             <w:r>
               <w:t xml:space="preserve">IMP-05</w:t>
@@ -4757,6 +5104,7 @@
           <w:p>
             <w:pPr>
               <w:pStyle w:val="Compact"/>
+              <w:jc w:val="left"/>
             </w:pPr>
             <w:r>
               <w:t xml:space="preserve">P2-25</w:t>
@@ -4768,6 +5116,7 @@
           <w:p>
             <w:pPr>
               <w:pStyle w:val="Compact"/>
+              <w:jc w:val="left"/>
             </w:pPr>
             <w:r>
               <w:rPr>
@@ -4782,6 +5131,7 @@
           <w:p>
             <w:pPr>
               <w:pStyle w:val="Compact"/>
+              <w:jc w:val="left"/>
             </w:pPr>
             <w:r>
               <w:rPr>
@@ -4796,6 +5146,7 @@
           <w:p>
             <w:pPr>
               <w:pStyle w:val="Compact"/>
+              <w:jc w:val="left"/>
             </w:pPr>
             <w:r>
               <w:rPr>
@@ -4810,6 +5161,7 @@
           <w:p>
             <w:pPr>
               <w:pStyle w:val="Compact"/>
+              <w:jc w:val="left"/>
             </w:pPr>
             <w:r>
               <w:t xml:space="preserve">2026-06-20</w:t>
@@ -4821,6 +5173,105 @@
           <w:p>
             <w:pPr>
               <w:pStyle w:val="Compact"/>
+              <w:jc w:val="left"/>
+            </w:pPr>
+            <w:r>
+              <w:rPr>
+                <w:rFonts w:hint="eastAsia"/>
+              </w:rPr>
+              <w:t xml:space="preserve">已关闭</w:t>
+            </w:r>
+          </w:p>
+        </w:tc>
+      </w:tr>
+      <w:tr>
+        <w:tc>
+          <w:tcPr/>
+          <w:p>
+            <w:pPr>
+              <w:pStyle w:val="Compact"/>
+              <w:jc w:val="left"/>
+            </w:pPr>
+            <w:r>
+              <w:t xml:space="preserve">IMP-06</w:t>
+            </w:r>
+          </w:p>
+        </w:tc>
+        <w:tc>
+          <w:tcPr/>
+          <w:p>
+            <w:pPr>
+              <w:pStyle w:val="Compact"/>
+              <w:jc w:val="left"/>
+            </w:pPr>
+            <w:r>
+              <w:t xml:space="preserve">P2-12</w:t>
+            </w:r>
+          </w:p>
+        </w:tc>
+        <w:tc>
+          <w:tcPr/>
+          <w:p>
+            <w:pPr>
+              <w:pStyle w:val="Compact"/>
+              <w:jc w:val="left"/>
+            </w:pPr>
+            <w:r>
+              <w:rPr>
+                <w:rFonts w:hint="eastAsia"/>
+              </w:rPr>
+              <w:t xml:space="preserve">缺少可导入需求管理工具的结构化清单</w:t>
+            </w:r>
+          </w:p>
+        </w:tc>
+        <w:tc>
+          <w:tcPr/>
+          <w:p>
+            <w:pPr>
+              <w:pStyle w:val="Compact"/>
+              <w:jc w:val="left"/>
+            </w:pPr>
+            <w:r>
+              <w:rPr>
+                <w:rFonts w:hint="eastAsia"/>
+              </w:rPr>
+              <w:t xml:space="preserve">新增需求导入CSV、RTM矩阵和工具说明文档</w:t>
+            </w:r>
+          </w:p>
+        </w:tc>
+        <w:tc>
+          <w:tcPr/>
+          <w:p>
+            <w:pPr>
+              <w:pStyle w:val="Compact"/>
+              <w:jc w:val="left"/>
+            </w:pPr>
+            <w:r>
+              <w:rPr>
+                <w:rFonts w:hint="eastAsia"/>
+              </w:rPr>
+              <w:t xml:space="preserve">虞子琰</w:t>
+            </w:r>
+          </w:p>
+        </w:tc>
+        <w:tc>
+          <w:tcPr/>
+          <w:p>
+            <w:pPr>
+              <w:pStyle w:val="Compact"/>
+              <w:jc w:val="left"/>
+            </w:pPr>
+            <w:r>
+              <w:t xml:space="preserve">2026-06-20</w:t>
+            </w:r>
+          </w:p>
+        </w:tc>
+        <w:tc>
+          <w:tcPr/>
+          <w:p>
+            <w:pPr>
+              <w:pStyle w:val="Compact"/>
+              <w:jc w:val="left"/>
             </w:pPr>
             <w:r>
               <w:rPr>
@@ -4862,14 +5313,14 @@
     <w:tbl>
       <w:tblPr>
         <w:tblStyle w:val="Table"/>
-        <w:tblW w:type="pct" w:w="5000"/>
+        <w:tblW w:type="pct" w:w="4926"/>
         <w:tblLayout w:type="fixed"/>
         <w:tblLook w:firstRow="1" w:lastRow="0" w:firstColumn="0" w:lastColumn="0" w:noHBand="0" w:noVBand="0" w:val="0020"/>
       </w:tblPr>
       <w:tblGrid>
-        <w:gridCol w:w="2640"/>
-        <w:gridCol w:w="2640"/>
-        <w:gridCol w:w="2640"/>
+        <w:gridCol w:w="1232"/>
+        <w:gridCol w:w="4400"/>
+        <w:gridCol w:w="2170"/>
       </w:tblGrid>
       <w:tr>
         <w:trPr>
@@ -4880,6 +5331,7 @@
           <w:p>
             <w:pPr>
               <w:pStyle w:val="Compact"/>
+              <w:jc w:val="left"/>
             </w:pPr>
             <w:r>
               <w:rPr>
@@ -4894,6 +5346,7 @@
           <w:p>
             <w:pPr>
               <w:pStyle w:val="Compact"/>
+              <w:jc w:val="left"/>
             </w:pPr>
             <w:r>
               <w:rPr>
@@ -4908,6 +5361,7 @@
           <w:p>
             <w:pPr>
               <w:pStyle w:val="Compact"/>
+              <w:jc w:val="left"/>
             </w:pPr>
             <w:r>
               <w:rPr>
@@ -4924,6 +5378,7 @@
           <w:p>
             <w:pPr>
               <w:pStyle w:val="Compact"/>
+              <w:jc w:val="left"/>
             </w:pPr>
             <w:r>
               <w:rPr>
@@ -4938,6 +5393,7 @@
           <w:p>
             <w:pPr>
               <w:pStyle w:val="Compact"/>
+              <w:jc w:val="left"/>
             </w:pPr>
             <w:r>
               <w:rPr>
@@ -4952,6 +5408,7 @@
           <w:p>
             <w:pPr>
               <w:pStyle w:val="Compact"/>
+              <w:jc w:val="left"/>
             </w:pPr>
             <w:r>
               <w:rPr>
@@ -4968,6 +5425,7 @@
           <w:p>
             <w:pPr>
               <w:pStyle w:val="Compact"/>
+              <w:jc w:val="left"/>
             </w:pPr>
             <w:r>
               <w:rPr>
@@ -4982,6 +5440,7 @@
           <w:p>
             <w:pPr>
               <w:pStyle w:val="Compact"/>
+              <w:jc w:val="left"/>
             </w:pPr>
             <w:r>
               <w:rPr>
@@ -4996,9 +5455,13 @@
           <w:p>
             <w:pPr>
               <w:pStyle w:val="Compact"/>
-            </w:pPr>
-            <w:r>
-              <w:t xml:space="preserve">Vision &amp; Scope、Context </w:t>
+              <w:jc w:val="left"/>
+            </w:pPr>
+            <w:r>
+              <w:t xml:space="preserve">Vision &amp; Scope、Context</w:t>
+            </w:r>
+            <w:r>
+              <w:t xml:space="preserve"> </w:t>
             </w:r>
             <w:r>
               <w:rPr>
@@ -5015,6 +5478,7 @@
           <w:p>
             <w:pPr>
               <w:pStyle w:val="Compact"/>
+              <w:jc w:val="left"/>
             </w:pPr>
             <w:r>
               <w:rPr>
@@ -5029,6 +5493,7 @@
           <w:p>
             <w:pPr>
               <w:pStyle w:val="Compact"/>
+              <w:jc w:val="left"/>
             </w:pPr>
             <w:r>
               <w:rPr>
@@ -5043,6 +5508,7 @@
           <w:p>
             <w:pPr>
               <w:pStyle w:val="Compact"/>
+              <w:jc w:val="left"/>
             </w:pPr>
             <w:r>
               <w:t xml:space="preserve">SRS、UC、NFR、DRD、RTM。</w:t>
@@ -5056,6 +5522,7 @@
           <w:p>
             <w:pPr>
               <w:pStyle w:val="Compact"/>
+              <w:jc w:val="left"/>
             </w:pPr>
             <w:r>
               <w:rPr>
@@ -5070,6 +5537,7 @@
           <w:p>
             <w:pPr>
               <w:pStyle w:val="Compact"/>
+              <w:jc w:val="left"/>
             </w:pPr>
             <w:r>
               <w:rPr>
@@ -5087,6 +5555,7 @@
           <w:p>
             <w:pPr>
               <w:pStyle w:val="Compact"/>
+              <w:jc w:val="left"/>
             </w:pPr>
             <w:r>
               <w:rPr>
@@ -5106,6 +5575,7 @@
           <w:p>
             <w:pPr>
               <w:pStyle w:val="Compact"/>
+              <w:jc w:val="left"/>
             </w:pPr>
             <w:r>
               <w:rPr>
@@ -5120,6 +5590,7 @@
           <w:p>
             <w:pPr>
               <w:pStyle w:val="Compact"/>
+              <w:jc w:val="left"/>
             </w:pPr>
             <w:r>
               <w:rPr>
@@ -5134,6 +5605,7 @@
           <w:p>
             <w:pPr>
               <w:pStyle w:val="Compact"/>
+              <w:jc w:val="left"/>
             </w:pPr>
             <w:r>
               <w:rPr>
@@ -5150,6 +5622,7 @@
           <w:p>
             <w:pPr>
               <w:pStyle w:val="Compact"/>
+              <w:jc w:val="left"/>
             </w:pPr>
             <w:r>
               <w:rPr>
@@ -5164,6 +5637,7 @@
           <w:p>
             <w:pPr>
               <w:pStyle w:val="Compact"/>
+              <w:jc w:val="left"/>
             </w:pPr>
             <w:r>
               <w:rPr>
@@ -5178,6 +5652,7 @@
           <w:p>
             <w:pPr>
               <w:pStyle w:val="Compact"/>
+              <w:jc w:val="left"/>
             </w:pPr>
             <w:r>
               <w:rPr>
